--- a/testakten/schwerbehindertenrecht-autismus-adhs-arbeitsleben-wuppertal/07_gleichstellung_reha_rente.docx
+++ b/testakten/schwerbehindertenrecht-autismus-adhs-arbeitsleben-wuppertal/07_gleichstellung_reha_rente.docx
@@ -51,7 +51,27 @@
         <w:t>Jobcoaching, technische und organisatorische Anpassungen, Einzelbüro oder Homeoffice-Anteil sind vorrangig vor Rentendiskussion. Der Rentenberater sollte den Versicherungsverlauf sichern, aber eine Erwerbsminderungsrente erst prüfen, wenn Teilhabemaßnahmen scheitern oder ärztlich nicht ausreichen.</w:t>
       </w:r>
     </w:p>
+    <w:p>
+      <w:pPr>
+        <w:pStyle w:val="Heading2"/>
+      </w:pPr>
+      <w:r>
+        <w:t>Parallelverfahren und Zuständigkeiten</w:t>
+      </w:r>
+    </w:p>
+    <w:p>
+      <w:r>
+        <w:t>Julian hat noch keinen Gleichstellungsantrag gestellt. Die Agentur für Arbeit bat vorab um Arbeitsplatzbeschreibung, Gefährdungslage und Angaben zu den bereits erprobten Anpassungen. Das BEM läuft zunächst bis Mitte August. Ein Antrag auf Leistungen zur Teilhabe am Arbeitsleben wird nur vorbereitet, falls die innerbetrieblichen Maßnahmen nicht ausreichen.</w:t>
+      </w:r>
+    </w:p>
+    <w:p>
+      <w:r>
+        <w:t>Eine Erwerbsminderungsrente ist derzeit nicht beantragt. Julian arbeitet weiter vollzeitig und möchte den Arbeitsplatz erhalten. Medizinische Unterlagen dürfen deshalb nicht ohne Zwecktrennung zwischen GdB-Verfahren, Gleichstellung, Reha und möglicher späterer Rentenprüfung weitergereicht werden. Fristen und Einwilligungen werden in getrennten Registern geführt.</w:t>
+      </w:r>
+    </w:p>
     <w:sectPr>
+      <w:headerReference w:type="default" r:id="rId9"/>
+      <w:footerReference w:type="default" r:id="rId10"/>
       <w:pgSz w:w="11906" w:h="16838"/>
       <w:pgMar w:top="1417" w:right="1417" w:bottom="1417" w:left="1417" w:header="720" w:footer="720" w:gutter="0"/>
       <w:cols w:space="720"/>
@@ -59,6 +79,44 @@
     </w:sectPr>
   </w:body>
 </w:document>
+</file>
+
+<file path=word/footer1.xml><?xml version="1.0" encoding="utf-8"?>
+<w:ftr xmlns:m="http://schemas.openxmlformats.org/officeDocument/2006/math" xmlns:mc="http://schemas.openxmlformats.org/markup-compatibility/2006" xmlns:mo="http://schemas.microsoft.com/office/mac/office/2008/main" xmlns:mv="urn:schemas-microsoft-com:mac:vml" xmlns:o="urn:schemas-microsoft-com:office:office" xmlns:r="http://schemas.openxmlformats.org/officeDocument/2006/relationships" xmlns:v="urn:schemas-microsoft-com:vml" xmlns:w10="urn:schemas-microsoft-com:office:word" xmlns:w14="http://schemas.microsoft.com/office/word/2010/wordml" xmlns:w="http://schemas.openxmlformats.org/wordprocessingml/2006/main" xmlns:wne="http://schemas.microsoft.com/office/word/2006/wordml" xmlns:wp14="http://schemas.microsoft.com/office/word/2010/wordprocessingDrawing" xmlns:wp="http://schemas.openxmlformats.org/drawingml/2006/wordprocessingDrawing" xmlns:wpc="http://schemas.microsoft.com/office/word/2010/wordprocessingCanvas" xmlns:wpg="http://schemas.microsoft.com/office/word/2010/wordprocessingGroup" xmlns:wpi="http://schemas.microsoft.com/office/word/2010/wordprocessingInk" xmlns:wps="http://schemas.microsoft.com/office/word/2010/wordprocessingShape" mc:Ignorable="w14 wp14">
+  <w:p>
+    <w:pPr>
+      <w:pStyle w:val="Footer"/>
+      <w:jc w:val="center"/>
+    </w:pPr>
+    <w:r>
+      <w:rPr>
+        <w:rFonts w:ascii="Arial" w:hAnsi="Arial"/>
+        <w:color w:val="6E6E6E"/>
+        <w:sz w:val="16"/>
+      </w:rPr>
+      <w:t>Aktenstück 07_gleichstellung_reha_rente.docx · Arbeitsstand</w:t>
+    </w:r>
+  </w:p>
+</w:ftr>
+</file>
+
+<file path=word/header1.xml><?xml version="1.0" encoding="utf-8"?>
+<w:hdr xmlns:m="http://schemas.openxmlformats.org/officeDocument/2006/math" xmlns:mc="http://schemas.openxmlformats.org/markup-compatibility/2006" xmlns:mo="http://schemas.microsoft.com/office/mac/office/2008/main" xmlns:mv="urn:schemas-microsoft-com:mac:vml" xmlns:o="urn:schemas-microsoft-com:office:office" xmlns:r="http://schemas.openxmlformats.org/officeDocument/2006/relationships" xmlns:v="urn:schemas-microsoft-com:vml" xmlns:w10="urn:schemas-microsoft-com:office:word" xmlns:w14="http://schemas.microsoft.com/office/word/2010/wordml" xmlns:w="http://schemas.openxmlformats.org/wordprocessingml/2006/main" xmlns:wne="http://schemas.microsoft.com/office/word/2006/wordml" xmlns:wp14="http://schemas.microsoft.com/office/word/2010/wordprocessingDrawing" xmlns:wp="http://schemas.openxmlformats.org/drawingml/2006/wordprocessingDrawing" xmlns:wpc="http://schemas.microsoft.com/office/word/2010/wordprocessingCanvas" xmlns:wpg="http://schemas.microsoft.com/office/word/2010/wordprocessingGroup" xmlns:wpi="http://schemas.microsoft.com/office/word/2010/wordprocessingInk" xmlns:wps="http://schemas.microsoft.com/office/word/2010/wordprocessingShape" mc:Ignorable="w14 wp14">
+  <w:p>
+    <w:pPr>
+      <w:pStyle w:val="Header"/>
+      <w:jc w:val="right"/>
+    </w:pPr>
+    <w:r>
+      <w:rPr>
+        <w:rFonts w:ascii="Arial" w:hAnsi="Arial"/>
+        <w:color w:val="535E67"/>
+        <w:sz w:val="16"/>
+      </w:rPr>
+      <w:t>Parallelverfahren Arendt · Stand 30. Juni 2026</w:t>
+    </w:r>
+  </w:p>
+</w:hdr>
 </file>
 
 <file path=word/numbering.xml><?xml version="1.0" encoding="utf-8"?>
@@ -424,9 +482,12 @@
     <w:name w:val="Normal"/>
     <w:qFormat/>
     <w:rsid w:val="00FC693F"/>
+    <w:pPr>
+      <w:spacing w:after="120"/>
+    </w:pPr>
     <w:rPr>
-      <w:rFonts w:ascii="Times New Roman" w:hAnsi="Times New Roman"/>
-      <w:sz w:val="22"/>
+      <w:rFonts w:ascii="Arial" w:hAnsi="Arial"/>
+      <w:sz w:val="21"/>
     </w:rPr>
   </w:style>
   <w:style w:type="paragraph" w:styleId="Header">
@@ -488,9 +549,10 @@
       <w:outlineLvl w:val="0"/>
     </w:pPr>
     <w:rPr>
-      <w:rFonts w:asciiTheme="majorHAnsi" w:eastAsiaTheme="majorEastAsia" w:hAnsiTheme="majorHAnsi" w:cstheme="majorBidi" w:ascii="Times New Roman" w:hAnsi="Times New Roman"/>
+      <w:rFonts w:asciiTheme="majorHAnsi" w:eastAsiaTheme="majorEastAsia" w:hAnsiTheme="majorHAnsi" w:cstheme="majorBidi" w:ascii="Arial" w:hAnsi="Arial"/>
       <w:b/>
       <w:bCs/>
+      <w:color w:val="24364B"/>
       <w:sz w:val="28"/>
       <w:szCs w:val="28"/>
     </w:rPr>
@@ -511,9 +573,10 @@
       <w:outlineLvl w:val="1"/>
     </w:pPr>
     <w:rPr>
-      <w:rFonts w:asciiTheme="majorHAnsi" w:eastAsiaTheme="majorEastAsia" w:hAnsiTheme="majorHAnsi" w:cstheme="majorBidi" w:ascii="Times New Roman" w:hAnsi="Times New Roman"/>
+      <w:rFonts w:asciiTheme="majorHAnsi" w:eastAsiaTheme="majorEastAsia" w:hAnsiTheme="majorHAnsi" w:cstheme="majorBidi" w:ascii="Arial" w:hAnsi="Arial"/>
       <w:b/>
       <w:bCs/>
+      <w:color w:val="24364B"/>
       <w:sz w:val="24"/>
       <w:szCs w:val="26"/>
     </w:rPr>
@@ -775,8 +838,8 @@
       <w:contextualSpacing/>
     </w:pPr>
     <w:rPr>
-      <w:rFonts w:asciiTheme="majorHAnsi" w:eastAsiaTheme="majorEastAsia" w:hAnsiTheme="majorHAnsi" w:cstheme="majorBidi"/>
-      <w:color w:val="17365D" w:themeColor="text2" w:themeShade="BF"/>
+      <w:rFonts w:asciiTheme="majorHAnsi" w:eastAsiaTheme="majorEastAsia" w:hAnsiTheme="majorHAnsi" w:cstheme="majorBidi" w:ascii="Arial" w:hAnsi="Arial"/>
+      <w:color w:val="24364B"/>
       <w:spacing w:val="5"/>
       <w:kern w:val="28"/>
       <w:sz w:val="52"/>
